--- a/downloads/teacher/04 Units/Unit 07 - Capstone - Launch Career Readiness and FACS Shark Tank/Lesson 07.10 - Build the Pitch and Prototype.docx
+++ b/downloads/teacher/04 Units/Unit 07 - Capstone - Launch Career Readiness and FACS Shark Tank/Lesson 07.10 - Build the Pitch and Prototype.docx
@@ -278,23 +278,41 @@
       <w:r>
         <w:t xml:space="preserve">By the end of this lesson, students will be able to:</w:t>
       </w:r>
-      <w:r>
-        <w:t xml:space="preserve"> </w:t>
-      </w:r>
-      <w:r>
-        <w:t xml:space="preserve">1. (Low) Given the five-panel template, produce a deck or poster with all five panels filled: the problem, the solution, the customer, the numbers, the ask.</w:t>
-      </w:r>
-      <w:r>
-        <w:t xml:space="preserve"> </w:t>
-      </w:r>
-      <w:r>
-        <w:t xml:space="preserve">2. (Mid) Build a prototype or sample of their product or service using a skill from this course, and explain in one sentence which unit’s skill it uses.</w:t>
-      </w:r>
-      <w:r>
-        <w:t xml:space="preserve"> </w:t>
-      </w:r>
-      <w:r>
-        <w:t xml:space="preserve">3. (High) Rehearse the 60-second pitch against a timer, evaluate another team’s pitch and panels using the class Lands and Kills criteria and</w:t>
+    </w:p>
+    <w:p>
+      <w:pPr>
+        <w:numPr>
+          <w:ilvl w:val="0"/>
+          <w:numId w:val="1002"/>
+        </w:numPr>
+        <w:pStyle w:val="Compact"/>
+      </w:pPr>
+      <w:r>
+        <w:t xml:space="preserve">(Low) Given the five-panel template, produce a deck or poster with all five panels filled: the problem, the solution, the customer, the numbers, the ask.</w:t>
+      </w:r>
+    </w:p>
+    <w:p>
+      <w:pPr>
+        <w:numPr>
+          <w:ilvl w:val="0"/>
+          <w:numId w:val="1002"/>
+        </w:numPr>
+        <w:pStyle w:val="Compact"/>
+      </w:pPr>
+      <w:r>
+        <w:t xml:space="preserve">(Mid) Build a prototype or sample of their product or service using a skill from this course, and explain in one sentence which unit’s skill it uses.</w:t>
+      </w:r>
+    </w:p>
+    <w:p>
+      <w:pPr>
+        <w:numPr>
+          <w:ilvl w:val="0"/>
+          <w:numId w:val="1002"/>
+        </w:numPr>
+        <w:pStyle w:val="Compact"/>
+      </w:pPr>
+      <w:r>
+        <w:t xml:space="preserve">(High) Rehearse the 60-second pitch against a timer, evaluate another team’s pitch and panels using the class Lands and Kills criteria and</w:t>
       </w:r>
       <w:r>
         <w:t xml:space="preserve"> </w:t>
@@ -359,7 +377,7 @@
       <w:pPr>
         <w:numPr>
           <w:ilvl w:val="0"/>
-          <w:numId w:val="1002"/>
+          <w:numId w:val="1003"/>
         </w:numPr>
         <w:pStyle w:val="Compact"/>
       </w:pPr>
@@ -377,7 +395,7 @@
       <w:pPr>
         <w:numPr>
           <w:ilvl w:val="0"/>
-          <w:numId w:val="1002"/>
+          <w:numId w:val="1003"/>
         </w:numPr>
         <w:pStyle w:val="Compact"/>
       </w:pPr>
@@ -398,7 +416,7 @@
       <w:pPr>
         <w:numPr>
           <w:ilvl w:val="0"/>
-          <w:numId w:val="1002"/>
+          <w:numId w:val="1003"/>
         </w:numPr>
         <w:pStyle w:val="Compact"/>
       </w:pPr>
@@ -410,7 +428,7 @@
       <w:pPr>
         <w:numPr>
           <w:ilvl w:val="0"/>
-          <w:numId w:val="1002"/>
+          <w:numId w:val="1003"/>
         </w:numPr>
         <w:pStyle w:val="Compact"/>
       </w:pPr>
@@ -422,7 +440,7 @@
       <w:pPr>
         <w:numPr>
           <w:ilvl w:val="0"/>
-          <w:numId w:val="1002"/>
+          <w:numId w:val="1003"/>
         </w:numPr>
         <w:pStyle w:val="Compact"/>
       </w:pPr>
@@ -434,7 +452,7 @@
       <w:pPr>
         <w:numPr>
           <w:ilvl w:val="0"/>
-          <w:numId w:val="1002"/>
+          <w:numId w:val="1003"/>
         </w:numPr>
         <w:pStyle w:val="Compact"/>
       </w:pPr>
@@ -452,7 +470,7 @@
       <w:pPr>
         <w:numPr>
           <w:ilvl w:val="0"/>
-          <w:numId w:val="1002"/>
+          <w:numId w:val="1003"/>
         </w:numPr>
         <w:pStyle w:val="Compact"/>
       </w:pPr>
@@ -464,7 +482,7 @@
       <w:pPr>
         <w:numPr>
           <w:ilvl w:val="0"/>
-          <w:numId w:val="1002"/>
+          <w:numId w:val="1003"/>
         </w:numPr>
         <w:pStyle w:val="Compact"/>
       </w:pPr>
@@ -491,7 +509,7 @@
       <w:pPr>
         <w:numPr>
           <w:ilvl w:val="0"/>
-          <w:numId w:val="1002"/>
+          <w:numId w:val="1003"/>
         </w:numPr>
         <w:pStyle w:val="Compact"/>
       </w:pPr>
@@ -1479,7 +1497,7 @@
       <w:pPr>
         <w:numPr>
           <w:ilvl w:val="0"/>
-          <w:numId w:val="1003"/>
+          <w:numId w:val="1004"/>
         </w:numPr>
         <w:pStyle w:val="Compact"/>
       </w:pPr>
@@ -1500,7 +1518,7 @@
       <w:pPr>
         <w:numPr>
           <w:ilvl w:val="0"/>
-          <w:numId w:val="1003"/>
+          <w:numId w:val="1004"/>
         </w:numPr>
         <w:pStyle w:val="Compact"/>
       </w:pPr>
@@ -1533,7 +1551,7 @@
       <w:pPr>
         <w:numPr>
           <w:ilvl w:val="0"/>
-          <w:numId w:val="1003"/>
+          <w:numId w:val="1004"/>
         </w:numPr>
         <w:pStyle w:val="Compact"/>
       </w:pPr>
@@ -1560,7 +1578,7 @@
       <w:pPr>
         <w:numPr>
           <w:ilvl w:val="0"/>
-          <w:numId w:val="1003"/>
+          <w:numId w:val="1004"/>
         </w:numPr>
         <w:pStyle w:val="Compact"/>
       </w:pPr>
@@ -1581,7 +1599,7 @@
       <w:pPr>
         <w:numPr>
           <w:ilvl w:val="0"/>
-          <w:numId w:val="1003"/>
+          <w:numId w:val="1004"/>
         </w:numPr>
         <w:pStyle w:val="Compact"/>
       </w:pPr>
@@ -1638,7 +1656,7 @@
       <w:pPr>
         <w:numPr>
           <w:ilvl w:val="0"/>
-          <w:numId w:val="1004"/>
+          <w:numId w:val="1005"/>
         </w:numPr>
         <w:pStyle w:val="Compact"/>
       </w:pPr>
@@ -1659,7 +1677,7 @@
       <w:pPr>
         <w:numPr>
           <w:ilvl w:val="0"/>
-          <w:numId w:val="1004"/>
+          <w:numId w:val="1005"/>
         </w:numPr>
         <w:pStyle w:val="Compact"/>
       </w:pPr>
@@ -1722,7 +1740,7 @@
       <w:pPr>
         <w:numPr>
           <w:ilvl w:val="0"/>
-          <w:numId w:val="1004"/>
+          <w:numId w:val="1005"/>
         </w:numPr>
         <w:pStyle w:val="Compact"/>
       </w:pPr>
@@ -1743,7 +1761,7 @@
       <w:pPr>
         <w:numPr>
           <w:ilvl w:val="0"/>
-          <w:numId w:val="1004"/>
+          <w:numId w:val="1005"/>
         </w:numPr>
         <w:pStyle w:val="Compact"/>
       </w:pPr>
@@ -1764,7 +1782,7 @@
       <w:pPr>
         <w:numPr>
           <w:ilvl w:val="0"/>
-          <w:numId w:val="1004"/>
+          <w:numId w:val="1005"/>
         </w:numPr>
         <w:pStyle w:val="Compact"/>
       </w:pPr>
@@ -1798,67 +1816,121 @@
       <w:r>
         <w:t xml:space="preserve">Monitor understanding:</w:t>
       </w:r>
-      <w:r>
-        <w:t xml:space="preserve"> </w:t>
-      </w:r>
-      <w:r>
-        <w:t xml:space="preserve">- Which panel is panel 4, and what four numbers are on it?</w:t>
-      </w:r>
-      <w:r>
-        <w:t xml:space="preserve"> </w:t>
-      </w:r>
-      <w:r>
-        <w:t xml:space="preserve">- Which unit’s skill is your prototype using? Say the unit number.</w:t>
-      </w:r>
-      <w:r>
-        <w:t xml:space="preserve"> </w:t>
-      </w:r>
-      <w:r>
-        <w:t xml:space="preserve">- What are your three rehearsal times? Which part runs long every time?</w:t>
-      </w:r>
-      <w:r>
-        <w:t xml:space="preserve"> </w:t>
-      </w:r>
-      <w:r>
-        <w:t xml:space="preserve">- Read me your ask. What is the number in it?</w:t>
-      </w:r>
-    </w:p>
-    <w:p>
-      <w:pPr>
-        <w:pStyle w:val="BodyText"/>
+    </w:p>
+    <w:p>
+      <w:pPr>
+        <w:numPr>
+          <w:ilvl w:val="0"/>
+          <w:numId w:val="1006"/>
+        </w:numPr>
+        <w:pStyle w:val="Compact"/>
+      </w:pPr>
+      <w:r>
+        <w:t xml:space="preserve">Which panel is panel 4, and what four numbers are on it?</w:t>
+      </w:r>
+    </w:p>
+    <w:p>
+      <w:pPr>
+        <w:numPr>
+          <w:ilvl w:val="0"/>
+          <w:numId w:val="1006"/>
+        </w:numPr>
+        <w:pStyle w:val="Compact"/>
+      </w:pPr>
+      <w:r>
+        <w:t xml:space="preserve">Which unit’s skill is your prototype using? Say the unit number.</w:t>
+      </w:r>
+    </w:p>
+    <w:p>
+      <w:pPr>
+        <w:numPr>
+          <w:ilvl w:val="0"/>
+          <w:numId w:val="1006"/>
+        </w:numPr>
+        <w:pStyle w:val="Compact"/>
+      </w:pPr>
+      <w:r>
+        <w:t xml:space="preserve">What are your three rehearsal times? Which part runs long every time?</w:t>
+      </w:r>
+    </w:p>
+    <w:p>
+      <w:pPr>
+        <w:numPr>
+          <w:ilvl w:val="0"/>
+          <w:numId w:val="1006"/>
+        </w:numPr>
+        <w:pStyle w:val="Compact"/>
+      </w:pPr>
+      <w:r>
+        <w:t xml:space="preserve">Read me your ask. What is the number in it?</w:t>
+      </w:r>
+    </w:p>
+    <w:p>
+      <w:pPr>
+        <w:pStyle w:val="FirstParagraph"/>
       </w:pPr>
       <w:r>
         <w:t xml:space="preserve">Deepen learning:</w:t>
       </w:r>
-      <w:r>
-        <w:t xml:space="preserve"> </w:t>
-      </w:r>
-      <w:r>
-        <w:t xml:space="preserve">- Your poster says the price is $6.00 and your interview quote says somebody would pay $3.00. A judge is going to notice. What is your answer?</w:t>
-      </w:r>
-      <w:r>
-        <w:t xml:space="preserve"> </w:t>
-      </w:r>
-      <w:r>
-        <w:t xml:space="preserve">- Your prototype is a drawing. What would a judge be able to tell from a drawing that they could not tell from your words?</w:t>
-      </w:r>
-      <w:r>
-        <w:t xml:space="preserve"> </w:t>
-      </w:r>
-      <w:r>
-        <w:t xml:space="preserve">- You changed two things after the peer review. Which change cost you something, and was it worth it?</w:t>
-      </w:r>
-      <w:r>
-        <w:t xml:space="preserve"> </w:t>
-      </w:r>
-      <w:r>
-        <w:t xml:space="preserve">- Your team argued about the layout for ten minutes. Who owns that decision, and did you let them make it?</w:t>
-      </w:r>
-      <w:r>
-        <w:t xml:space="preserve"> </w:t>
-      </w:r>
-      <w:r>
-        <w:t xml:space="preserve">- If you had two more days, what is the one thing you would build?</w:t>
+    </w:p>
+    <w:p>
+      <w:pPr>
+        <w:numPr>
+          <w:ilvl w:val="0"/>
+          <w:numId w:val="1007"/>
+        </w:numPr>
+        <w:pStyle w:val="Compact"/>
+      </w:pPr>
+      <w:r>
+        <w:t xml:space="preserve">Your poster says the price is $6.00 and your interview quote says somebody would pay $3.00. A judge is going to notice. What is your answer?</w:t>
+      </w:r>
+    </w:p>
+    <w:p>
+      <w:pPr>
+        <w:numPr>
+          <w:ilvl w:val="0"/>
+          <w:numId w:val="1007"/>
+        </w:numPr>
+        <w:pStyle w:val="Compact"/>
+      </w:pPr>
+      <w:r>
+        <w:t xml:space="preserve">Your prototype is a drawing. What would a judge be able to tell from a drawing that they could not tell from your words?</w:t>
+      </w:r>
+    </w:p>
+    <w:p>
+      <w:pPr>
+        <w:numPr>
+          <w:ilvl w:val="0"/>
+          <w:numId w:val="1007"/>
+        </w:numPr>
+        <w:pStyle w:val="Compact"/>
+      </w:pPr>
+      <w:r>
+        <w:t xml:space="preserve">You changed two things after the peer review. Which change cost you something, and was it worth it?</w:t>
+      </w:r>
+    </w:p>
+    <w:p>
+      <w:pPr>
+        <w:numPr>
+          <w:ilvl w:val="0"/>
+          <w:numId w:val="1007"/>
+        </w:numPr>
+        <w:pStyle w:val="Compact"/>
+      </w:pPr>
+      <w:r>
+        <w:t xml:space="preserve">Your team argued about the layout for ten minutes. Who owns that decision, and did you let them make it?</w:t>
+      </w:r>
+    </w:p>
+    <w:p>
+      <w:pPr>
+        <w:numPr>
+          <w:ilvl w:val="0"/>
+          <w:numId w:val="1007"/>
+        </w:numPr>
+        <w:pStyle w:val="Compact"/>
+      </w:pPr>
+      <w:r>
+        <w:t xml:space="preserve">If you had two more days, what is the one thing you would build?</w:t>
       </w:r>
     </w:p>
     <w:p>
@@ -1980,7 +2052,7 @@
       <w:pPr>
         <w:numPr>
           <w:ilvl w:val="0"/>
-          <w:numId w:val="1005"/>
+          <w:numId w:val="1008"/>
         </w:numPr>
         <w:pStyle w:val="Compact"/>
       </w:pPr>
@@ -2019,7 +2091,7 @@
       <w:pPr>
         <w:numPr>
           <w:ilvl w:val="0"/>
-          <w:numId w:val="1005"/>
+          <w:numId w:val="1008"/>
         </w:numPr>
         <w:pStyle w:val="Compact"/>
       </w:pPr>
@@ -2031,7 +2103,7 @@
       <w:pPr>
         <w:numPr>
           <w:ilvl w:val="0"/>
-          <w:numId w:val="1005"/>
+          <w:numId w:val="1008"/>
         </w:numPr>
         <w:pStyle w:val="Compact"/>
       </w:pPr>
@@ -2043,7 +2115,7 @@
       <w:pPr>
         <w:numPr>
           <w:ilvl w:val="0"/>
-          <w:numId w:val="1005"/>
+          <w:numId w:val="1008"/>
         </w:numPr>
         <w:pStyle w:val="Compact"/>
       </w:pPr>
@@ -2055,7 +2127,7 @@
       <w:pPr>
         <w:numPr>
           <w:ilvl w:val="0"/>
-          <w:numId w:val="1005"/>
+          <w:numId w:val="1008"/>
         </w:numPr>
         <w:pStyle w:val="Compact"/>
       </w:pPr>
@@ -2067,7 +2139,7 @@
       <w:pPr>
         <w:numPr>
           <w:ilvl w:val="0"/>
-          <w:numId w:val="1005"/>
+          <w:numId w:val="1008"/>
         </w:numPr>
         <w:pStyle w:val="Compact"/>
       </w:pPr>
@@ -2079,7 +2151,7 @@
       <w:pPr>
         <w:numPr>
           <w:ilvl w:val="0"/>
-          <w:numId w:val="1005"/>
+          <w:numId w:val="1008"/>
         </w:numPr>
         <w:pStyle w:val="Compact"/>
       </w:pPr>
@@ -2450,7 +2522,7 @@
       <w:pPr>
         <w:numPr>
           <w:ilvl w:val="0"/>
-          <w:numId w:val="1006"/>
+          <w:numId w:val="1009"/>
         </w:numPr>
         <w:pStyle w:val="Compact"/>
       </w:pPr>
@@ -2462,7 +2534,7 @@
       <w:pPr>
         <w:numPr>
           <w:ilvl w:val="0"/>
-          <w:numId w:val="1006"/>
+          <w:numId w:val="1009"/>
         </w:numPr>
         <w:pStyle w:val="Compact"/>
       </w:pPr>
@@ -2474,7 +2546,7 @@
       <w:pPr>
         <w:numPr>
           <w:ilvl w:val="0"/>
-          <w:numId w:val="1006"/>
+          <w:numId w:val="1009"/>
         </w:numPr>
         <w:pStyle w:val="Compact"/>
       </w:pPr>
@@ -2507,7 +2579,7 @@
       <w:pPr>
         <w:numPr>
           <w:ilvl w:val="0"/>
-          <w:numId w:val="1006"/>
+          <w:numId w:val="1009"/>
         </w:numPr>
         <w:pStyle w:val="Compact"/>
       </w:pPr>
@@ -2519,7 +2591,7 @@
       <w:pPr>
         <w:numPr>
           <w:ilvl w:val="0"/>
-          <w:numId w:val="1006"/>
+          <w:numId w:val="1009"/>
         </w:numPr>
         <w:pStyle w:val="Compact"/>
       </w:pPr>
@@ -2621,7 +2693,7 @@
       <w:pPr>
         <w:numPr>
           <w:ilvl w:val="0"/>
-          <w:numId w:val="1006"/>
+          <w:numId w:val="1009"/>
         </w:numPr>
         <w:pStyle w:val="Compact"/>
       </w:pPr>
@@ -2661,7 +2733,7 @@
       <w:pPr>
         <w:numPr>
           <w:ilvl w:val="0"/>
-          <w:numId w:val="1007"/>
+          <w:numId w:val="1010"/>
         </w:numPr>
         <w:pStyle w:val="Compact"/>
       </w:pPr>
@@ -2673,7 +2745,7 @@
       <w:pPr>
         <w:numPr>
           <w:ilvl w:val="0"/>
-          <w:numId w:val="1007"/>
+          <w:numId w:val="1010"/>
         </w:numPr>
         <w:pStyle w:val="Compact"/>
       </w:pPr>
@@ -2685,7 +2757,7 @@
       <w:pPr>
         <w:numPr>
           <w:ilvl w:val="0"/>
-          <w:numId w:val="1007"/>
+          <w:numId w:val="1010"/>
         </w:numPr>
         <w:pStyle w:val="Compact"/>
       </w:pPr>
@@ -2715,7 +2787,7 @@
       <w:pPr>
         <w:numPr>
           <w:ilvl w:val="0"/>
-          <w:numId w:val="1007"/>
+          <w:numId w:val="1010"/>
         </w:numPr>
         <w:pStyle w:val="Compact"/>
       </w:pPr>
@@ -2727,7 +2799,7 @@
       <w:pPr>
         <w:numPr>
           <w:ilvl w:val="0"/>
-          <w:numId w:val="1007"/>
+          <w:numId w:val="1010"/>
         </w:numPr>
         <w:pStyle w:val="Compact"/>
       </w:pPr>
@@ -2739,7 +2811,7 @@
       <w:pPr>
         <w:numPr>
           <w:ilvl w:val="0"/>
-          <w:numId w:val="1007"/>
+          <w:numId w:val="1010"/>
         </w:numPr>
         <w:pStyle w:val="Compact"/>
       </w:pPr>
@@ -2751,7 +2823,7 @@
       <w:pPr>
         <w:numPr>
           <w:ilvl w:val="0"/>
-          <w:numId w:val="1007"/>
+          <w:numId w:val="1010"/>
         </w:numPr>
         <w:pStyle w:val="Compact"/>
       </w:pPr>
@@ -2781,7 +2853,7 @@
       <w:pPr>
         <w:numPr>
           <w:ilvl w:val="0"/>
-          <w:numId w:val="1007"/>
+          <w:numId w:val="1010"/>
         </w:numPr>
         <w:pStyle w:val="Compact"/>
       </w:pPr>
@@ -2796,7 +2868,7 @@
       <w:pPr>
         <w:numPr>
           <w:ilvl w:val="0"/>
-          <w:numId w:val="1007"/>
+          <w:numId w:val="1010"/>
         </w:numPr>
         <w:pStyle w:val="Compact"/>
       </w:pPr>
@@ -3208,9 +3280,6 @@
     <w:abstractNumId w:val="991"/>
   </w:num>
   <w:num w:numId="1002">
-    <w:abstractNumId w:val="991"/>
-  </w:num>
-  <w:num w:numId="1003">
     <w:abstractNumId w:val="99411"/>
     <w:lvlOverride w:ilvl="0">
       <w:startOverride w:val="1"/>
@@ -3239,6 +3308,9 @@
     <w:lvlOverride w:ilvl="8">
       <w:startOverride w:val="1"/>
     </w:lvlOverride>
+  </w:num>
+  <w:num w:numId="1003">
+    <w:abstractNumId w:val="991"/>
   </w:num>
   <w:num w:numId="1004">
     <w:abstractNumId w:val="99411"/>
@@ -3271,12 +3343,48 @@
     </w:lvlOverride>
   </w:num>
   <w:num w:numId="1005">
-    <w:abstractNumId w:val="991"/>
+    <w:abstractNumId w:val="99411"/>
+    <w:lvlOverride w:ilvl="0">
+      <w:startOverride w:val="1"/>
+    </w:lvlOverride>
+    <w:lvlOverride w:ilvl="1">
+      <w:startOverride w:val="1"/>
+    </w:lvlOverride>
+    <w:lvlOverride w:ilvl="2">
+      <w:startOverride w:val="1"/>
+    </w:lvlOverride>
+    <w:lvlOverride w:ilvl="3">
+      <w:startOverride w:val="1"/>
+    </w:lvlOverride>
+    <w:lvlOverride w:ilvl="4">
+      <w:startOverride w:val="1"/>
+    </w:lvlOverride>
+    <w:lvlOverride w:ilvl="5">
+      <w:startOverride w:val="1"/>
+    </w:lvlOverride>
+    <w:lvlOverride w:ilvl="6">
+      <w:startOverride w:val="1"/>
+    </w:lvlOverride>
+    <w:lvlOverride w:ilvl="7">
+      <w:startOverride w:val="1"/>
+    </w:lvlOverride>
+    <w:lvlOverride w:ilvl="8">
+      <w:startOverride w:val="1"/>
+    </w:lvlOverride>
   </w:num>
   <w:num w:numId="1006">
     <w:abstractNumId w:val="991"/>
   </w:num>
   <w:num w:numId="1007">
+    <w:abstractNumId w:val="991"/>
+  </w:num>
+  <w:num w:numId="1008">
+    <w:abstractNumId w:val="991"/>
+  </w:num>
+  <w:num w:numId="1009">
+    <w:abstractNumId w:val="991"/>
+  </w:num>
+  <w:num w:numId="1010">
     <w:abstractNumId w:val="991"/>
   </w:num>
 </w:numbering>

--- a/downloads/teacher/04 Units/Unit 07 - Capstone - Launch Career Readiness and FACS Shark Tank/Lesson 07.10 - Build the Pitch and Prototype.docx
+++ b/downloads/teacher/04 Units/Unit 07 - Capstone - Launch Career Readiness and FACS Shark Tank/Lesson 07.10 - Build the Pitch and Prototype.docx
@@ -400,16 +400,7 @@
         <w:pStyle w:val="Compact"/>
       </w:pPr>
       <w:r>
-        <w:t xml:space="preserve">Poster board or trifold card, one per team, or five sheets of letter paper taped in a row.</w:t>
-      </w:r>
-      <w:r>
-        <w:t xml:space="preserve"> </w:t>
-      </w:r>
-      <w:r>
-        <w:rPr>
-          <w:rStyle w:val="TeacherNote"/>
-        </w:rPr>
-        <w:t xml:space="preserve">[Sal: one poster board per team at about $1.00 is the only real consumable in this unit. Ten teams is about $10.00 to $12.00. Budget it.]</w:t>
+        <w:t xml:space="preserve">Poster board or trifold card, one per team, or five sheets of letter paper taped in a row. Poster board at about $1.00 per team is the only real consumable in this unit; ten teams is about $10 to $12.</w:t>
       </w:r>
     </w:p>
     <w:p>
@@ -816,7 +807,7 @@
               <w:t xml:space="preserve"> </w:t>
             </w:r>
             <w:r>
-              <w:t xml:space="preserve">skip the clinic and spend these 15 minutes on the five panels plus 15 more minutes of build time in Step 2. Either way, show the five panels on the slide and read what goes on each:</w:t>
+              <w:t xml:space="preserve">skip the clinic and spend these 15 minutes on the five panels plus the 11 minutes of build time in Step 2. Either way, show the five panels on the slide and read what goes on each:</w:t>
             </w:r>
             <w:r>
               <w:t xml:space="preserve"> </w:t>
@@ -2120,7 +2111,7 @@
         <w:pStyle w:val="Compact"/>
       </w:pPr>
       <w:r>
-        <w:t xml:space="preserve">Grade 8 stretch: a sixth panel, the competition, answering who already solves this and why somebody would pick them, which is Sal’s competition activity folded in. Grade 8 teams also write the three judge questions with answers on index cards, and one team member fields all questions at the pitch so the follow-up is a named job.</w:t>
+        <w:t xml:space="preserve">Grade 8 stretch: a sixth panel, the competition, answering who already solves this and why somebody would pick them, which is my competition activity folded in. Grade 8 teams also write the three judge questions with answers on index cards, and one team member fields all questions at the pitch so the follow-up is a named job.</w:t>
       </w:r>
     </w:p>
     <w:p>
@@ -2565,15 +2556,6 @@
       <w:r>
         <w:t xml:space="preserve">.</w:t>
       </w:r>
-      <w:r>
-        <w:t xml:space="preserve"> </w:t>
-      </w:r>
-      <w:r>
-        <w:rPr>
-          <w:rStyle w:val="TeacherNote"/>
-        </w:rPr>
-        <w:t xml:space="preserve">[Sal: confirm against the NYSED PDFs.]</w:t>
-      </w:r>
     </w:p>
     <w:p>
       <w:pPr>
@@ -2596,7 +2578,7 @@
         <w:pStyle w:val="Compact"/>
       </w:pPr>
       <w:r>
-        <w:t xml:space="preserve">Sal’s own materials: his Brentwood business packets</w:t>
+        <w:t xml:space="preserve">My own materials: my business packets</w:t>
       </w:r>
       <w:r>
         <w:t xml:space="preserve"> </w:t>
@@ -2650,7 +2632,7 @@
         <w:t xml:space="preserve"> </w:t>
       </w:r>
       <w:r>
-        <w:t xml:space="preserve">(the prototype and competitor work). The five panels here are his five slides with</w:t>
+        <w:t xml:space="preserve">(the prototype and competitor work). The five panels here are my five slides with</w:t>
       </w:r>
       <w:r>
         <w:t xml:space="preserve"> </w:t>
@@ -2847,21 +2829,6 @@
       </w:r>
       <w:r>
         <w:t xml:space="preserve">is a real pitch, and scoring it at Meets, is the difference between a student learning something and a student learning to fake it.</w:t>
-      </w:r>
-    </w:p>
-    <w:p>
-      <w:pPr>
-        <w:numPr>
-          <w:ilvl w:val="0"/>
-          <w:numId w:val="1010"/>
-        </w:numPr>
-        <w:pStyle w:val="Compact"/>
-      </w:pPr>
-      <w:r>
-        <w:rPr>
-          <w:rStyle w:val="TeacherNote"/>
-        </w:rPr>
-        <w:t xml:space="preserve">[Sal: your room’s consumables here are one poster board per team and the scrap bin from Unit 5. Add poster board to the unit budget in the unit plan. Everything else is already in the room from the other six units, which is worth pointing out to a principal: the capstone costs about twelve dollars.]</w:t>
       </w:r>
     </w:p>
     <w:p>
